--- a/worksheets/L11_AddressSorting_Worksheet.docx
+++ b/worksheets/L11_AddressSorting_Worksheet.docx
@@ -540,7 +540,7 @@
                 <w:sz w:val="21"/>
                 <w:szCs w:val="21"/>
               </w:rPr>
-              <w:t xml:space="preserve">Identify these three types of address: 180.17.255.1  /  2001:0DB8:AC10:FE01:0000:0000:0000:0000  /  00-15-E9-2B-99-3C</w:t>
+              <w:t xml:space="preserve">A parcel needs a house number and a postcode to arrive. Suggest why a computer might need more than one kind of address too.</w:t>
             </w:r>
           </w:p>
           <w:tbl>
@@ -1323,6 +1323,218 @@
               </w:tc>
             </w:tr>
           </w:tbl>
+          <w:p>
+            <w:pPr>
+              <w:keepNext/>
+              <w:spacing w:after="60" w:before="120"/>
+            </w:pPr>
+            <w:r>
+              <w:rPr>
+                <w:rFonts w:ascii="Arial" w:cs="Arial" w:eastAsia="Arial" w:hAnsi="Arial"/>
+                <w:b/>
+                <w:bCs/>
+                <w:sz w:val="21"/>
+                <w:szCs w:val="21"/>
+              </w:rPr>
+              <w:t xml:space="preserve">When is a MAC address given to a device?</w:t>
+            </w:r>
+          </w:p>
+          <w:tbl>
+            <w:tblPr>
+              <w:tblW w:type="dxa" w:w="10026"/>
+              <w:tblBorders>
+                <w:top w:val="single" w:color="auto" w:sz="4"/>
+                <w:left w:val="single" w:color="auto" w:sz="4"/>
+                <w:bottom w:val="single" w:color="auto" w:sz="4"/>
+                <w:right w:val="single" w:color="auto" w:sz="4"/>
+                <w:insideH w:val="single" w:color="auto" w:sz="4"/>
+                <w:insideV w:val="single" w:color="auto" w:sz="4"/>
+              </w:tblBorders>
+            </w:tblPr>
+            <w:tblGrid>
+              <w:gridCol w:w="10026"/>
+            </w:tblGrid>
+            <w:tr>
+              <w:trPr>
+                <w:cantSplit/>
+                <w:trHeight w:val="460" w:hRule="exact"/>
+              </w:trPr>
+              <w:tc>
+                <w:tcPr>
+                  <w:tcW w:type="dxa" w:w="10026"/>
+                  <w:tcBorders>
+                    <w:top w:val="none" w:color="FFFFFF" w:sz="0"/>
+                    <w:left w:val="none" w:color="FFFFFF" w:sz="0"/>
+                    <w:bottom w:val="dotted" w:color="9AA8BC" w:sz="6"/>
+                    <w:right w:val="none" w:color="FFFFFF" w:sz="0"/>
+                  </w:tcBorders>
+                  <w:tcMar>
+                    <w:left w:type="dxa" w:w="0"/>
+                    <w:bottom w:type="dxa" w:w="20"/>
+                    <w:right w:type="dxa" w:w="0"/>
+                  </w:tcMar>
+                  <w:vAlign w:val="bottom"/>
+                </w:tcPr>
+                <w:p>
+                  <w:pPr>
+                    <w:spacing w:after="0" w:before="0"/>
+                  </w:pPr>
+                  <w:r>
+                    <w:rPr>
+                      <w:rFonts w:ascii="Arial" w:cs="Arial" w:eastAsia="Arial" w:hAnsi="Arial"/>
+                      <w:color w:val="5A6B85"/>
+                      <w:sz w:val="21"/>
+                      <w:szCs w:val="21"/>
+                    </w:rPr>
+                    <w:t xml:space="preserve"/>
+                  </w:r>
+                </w:p>
+              </w:tc>
+            </w:tr>
+            <w:tr>
+              <w:trPr>
+                <w:cantSplit/>
+                <w:trHeight w:val="460" w:hRule="exact"/>
+              </w:trPr>
+              <w:tc>
+                <w:tcPr>
+                  <w:tcW w:type="dxa" w:w="10026"/>
+                  <w:tcBorders>
+                    <w:top w:val="none" w:color="FFFFFF" w:sz="0"/>
+                    <w:left w:val="none" w:color="FFFFFF" w:sz="0"/>
+                    <w:bottom w:val="dotted" w:color="9AA8BC" w:sz="6"/>
+                    <w:right w:val="none" w:color="FFFFFF" w:sz="0"/>
+                  </w:tcBorders>
+                  <w:tcMar>
+                    <w:left w:type="dxa" w:w="0"/>
+                    <w:bottom w:type="dxa" w:w="20"/>
+                    <w:right w:type="dxa" w:w="0"/>
+                  </w:tcMar>
+                  <w:vAlign w:val="bottom"/>
+                </w:tcPr>
+                <w:p>
+                  <w:pPr>
+                    <w:spacing w:after="0" w:before="0"/>
+                  </w:pPr>
+                  <w:r>
+                    <w:rPr>
+                      <w:rFonts w:ascii="Arial" w:cs="Arial" w:eastAsia="Arial" w:hAnsi="Arial"/>
+                      <w:color w:val="5A6B85"/>
+                      <w:sz w:val="21"/>
+                      <w:szCs w:val="21"/>
+                    </w:rPr>
+                    <w:t xml:space="preserve"/>
+                  </w:r>
+                </w:p>
+              </w:tc>
+            </w:tr>
+          </w:tbl>
+          <w:p>
+            <w:pPr>
+              <w:keepNext/>
+              <w:spacing w:after="60" w:before="120"/>
+            </w:pPr>
+            <w:r>
+              <w:rPr>
+                <w:rFonts w:ascii="Arial" w:cs="Arial" w:eastAsia="Arial" w:hAnsi="Arial"/>
+                <w:b/>
+                <w:bCs/>
+                <w:sz w:val="21"/>
+                <w:szCs w:val="21"/>
+              </w:rPr>
+              <w:t xml:space="preserve">Which is a MAC address?</w:t>
+            </w:r>
+          </w:p>
+          <w:tbl>
+            <w:tblPr>
+              <w:tblW w:type="dxa" w:w="10026"/>
+              <w:tblBorders>
+                <w:top w:val="single" w:color="auto" w:sz="4"/>
+                <w:left w:val="single" w:color="auto" w:sz="4"/>
+                <w:bottom w:val="single" w:color="auto" w:sz="4"/>
+                <w:right w:val="single" w:color="auto" w:sz="4"/>
+                <w:insideH w:val="single" w:color="auto" w:sz="4"/>
+                <w:insideV w:val="single" w:color="auto" w:sz="4"/>
+              </w:tblBorders>
+            </w:tblPr>
+            <w:tblGrid>
+              <w:gridCol w:w="10026"/>
+            </w:tblGrid>
+            <w:tr>
+              <w:trPr>
+                <w:cantSplit/>
+                <w:trHeight w:val="460" w:hRule="exact"/>
+              </w:trPr>
+              <w:tc>
+                <w:tcPr>
+                  <w:tcW w:type="dxa" w:w="10026"/>
+                  <w:tcBorders>
+                    <w:top w:val="none" w:color="FFFFFF" w:sz="0"/>
+                    <w:left w:val="none" w:color="FFFFFF" w:sz="0"/>
+                    <w:bottom w:val="dotted" w:color="9AA8BC" w:sz="6"/>
+                    <w:right w:val="none" w:color="FFFFFF" w:sz="0"/>
+                  </w:tcBorders>
+                  <w:tcMar>
+                    <w:left w:type="dxa" w:w="0"/>
+                    <w:bottom w:type="dxa" w:w="20"/>
+                    <w:right w:type="dxa" w:w="0"/>
+                  </w:tcMar>
+                  <w:vAlign w:val="bottom"/>
+                </w:tcPr>
+                <w:p>
+                  <w:pPr>
+                    <w:spacing w:after="0" w:before="0"/>
+                  </w:pPr>
+                  <w:r>
+                    <w:rPr>
+                      <w:rFonts w:ascii="Arial" w:cs="Arial" w:eastAsia="Arial" w:hAnsi="Arial"/>
+                      <w:color w:val="5A6B85"/>
+                      <w:sz w:val="21"/>
+                      <w:szCs w:val="21"/>
+                    </w:rPr>
+                    <w:t xml:space="preserve"/>
+                  </w:r>
+                </w:p>
+              </w:tc>
+            </w:tr>
+            <w:tr>
+              <w:trPr>
+                <w:cantSplit/>
+                <w:trHeight w:val="460" w:hRule="exact"/>
+              </w:trPr>
+              <w:tc>
+                <w:tcPr>
+                  <w:tcW w:type="dxa" w:w="10026"/>
+                  <w:tcBorders>
+                    <w:top w:val="none" w:color="FFFFFF" w:sz="0"/>
+                    <w:left w:val="none" w:color="FFFFFF" w:sz="0"/>
+                    <w:bottom w:val="dotted" w:color="9AA8BC" w:sz="6"/>
+                    <w:right w:val="none" w:color="FFFFFF" w:sz="0"/>
+                  </w:tcBorders>
+                  <w:tcMar>
+                    <w:left w:type="dxa" w:w="0"/>
+                    <w:bottom w:type="dxa" w:w="20"/>
+                    <w:right w:type="dxa" w:w="0"/>
+                  </w:tcMar>
+                  <w:vAlign w:val="bottom"/>
+                </w:tcPr>
+                <w:p>
+                  <w:pPr>
+                    <w:spacing w:after="0" w:before="0"/>
+                  </w:pPr>
+                  <w:r>
+                    <w:rPr>
+                      <w:rFonts w:ascii="Arial" w:cs="Arial" w:eastAsia="Arial" w:hAnsi="Arial"/>
+                      <w:color w:val="5A6B85"/>
+                      <w:sz w:val="21"/>
+                      <w:szCs w:val="21"/>
+                    </w:rPr>
+                    <w:t xml:space="preserve"/>
+                  </w:r>
+                </w:p>
+              </w:tc>
+            </w:tr>
+          </w:tbl>
           <w:p/>
         </w:tc>
       </w:tr>
@@ -1514,6 +1726,218 @@
                 <w:szCs w:val="21"/>
               </w:rPr>
               <w:t xml:space="preserve">Why can your phone's IP address change, but its MAC address stays the same?</w:t>
+            </w:r>
+          </w:p>
+          <w:tbl>
+            <w:tblPr>
+              <w:tblW w:type="dxa" w:w="10026"/>
+              <w:tblBorders>
+                <w:top w:val="single" w:color="auto" w:sz="4"/>
+                <w:left w:val="single" w:color="auto" w:sz="4"/>
+                <w:bottom w:val="single" w:color="auto" w:sz="4"/>
+                <w:right w:val="single" w:color="auto" w:sz="4"/>
+                <w:insideH w:val="single" w:color="auto" w:sz="4"/>
+                <w:insideV w:val="single" w:color="auto" w:sz="4"/>
+              </w:tblBorders>
+            </w:tblPr>
+            <w:tblGrid>
+              <w:gridCol w:w="10026"/>
+            </w:tblGrid>
+            <w:tr>
+              <w:trPr>
+                <w:cantSplit/>
+                <w:trHeight w:val="460" w:hRule="exact"/>
+              </w:trPr>
+              <w:tc>
+                <w:tcPr>
+                  <w:tcW w:type="dxa" w:w="10026"/>
+                  <w:tcBorders>
+                    <w:top w:val="none" w:color="FFFFFF" w:sz="0"/>
+                    <w:left w:val="none" w:color="FFFFFF" w:sz="0"/>
+                    <w:bottom w:val="dotted" w:color="9AA8BC" w:sz="6"/>
+                    <w:right w:val="none" w:color="FFFFFF" w:sz="0"/>
+                  </w:tcBorders>
+                  <w:tcMar>
+                    <w:left w:type="dxa" w:w="0"/>
+                    <w:bottom w:type="dxa" w:w="20"/>
+                    <w:right w:type="dxa" w:w="0"/>
+                  </w:tcMar>
+                  <w:vAlign w:val="bottom"/>
+                </w:tcPr>
+                <w:p>
+                  <w:pPr>
+                    <w:spacing w:after="0" w:before="0"/>
+                  </w:pPr>
+                  <w:r>
+                    <w:rPr>
+                      <w:rFonts w:ascii="Arial" w:cs="Arial" w:eastAsia="Arial" w:hAnsi="Arial"/>
+                      <w:color w:val="5A6B85"/>
+                      <w:sz w:val="21"/>
+                      <w:szCs w:val="21"/>
+                    </w:rPr>
+                    <w:t xml:space="preserve"/>
+                  </w:r>
+                </w:p>
+              </w:tc>
+            </w:tr>
+            <w:tr>
+              <w:trPr>
+                <w:cantSplit/>
+                <w:trHeight w:val="460" w:hRule="exact"/>
+              </w:trPr>
+              <w:tc>
+                <w:tcPr>
+                  <w:tcW w:type="dxa" w:w="10026"/>
+                  <w:tcBorders>
+                    <w:top w:val="none" w:color="FFFFFF" w:sz="0"/>
+                    <w:left w:val="none" w:color="FFFFFF" w:sz="0"/>
+                    <w:bottom w:val="dotted" w:color="9AA8BC" w:sz="6"/>
+                    <w:right w:val="none" w:color="FFFFFF" w:sz="0"/>
+                  </w:tcBorders>
+                  <w:tcMar>
+                    <w:left w:type="dxa" w:w="0"/>
+                    <w:bottom w:type="dxa" w:w="20"/>
+                    <w:right w:type="dxa" w:w="0"/>
+                  </w:tcMar>
+                  <w:vAlign w:val="bottom"/>
+                </w:tcPr>
+                <w:p>
+                  <w:pPr>
+                    <w:spacing w:after="0" w:before="0"/>
+                  </w:pPr>
+                  <w:r>
+                    <w:rPr>
+                      <w:rFonts w:ascii="Arial" w:cs="Arial" w:eastAsia="Arial" w:hAnsi="Arial"/>
+                      <w:color w:val="5A6B85"/>
+                      <w:sz w:val="21"/>
+                      <w:szCs w:val="21"/>
+                    </w:rPr>
+                    <w:t xml:space="preserve"/>
+                  </w:r>
+                </w:p>
+              </w:tc>
+            </w:tr>
+          </w:tbl>
+          <w:p>
+            <w:pPr>
+              <w:keepNext/>
+              <w:spacing w:after="60" w:before="120"/>
+            </w:pPr>
+            <w:r>
+              <w:rPr>
+                <w:rFonts w:ascii="Arial" w:cs="Arial" w:eastAsia="Arial" w:hAnsi="Arial"/>
+                <w:b/>
+                <w:bCs/>
+                <w:sz w:val="21"/>
+                <w:szCs w:val="21"/>
+              </w:rPr>
+              <w:t xml:space="preserve">What is an IP address used for?</w:t>
+            </w:r>
+          </w:p>
+          <w:tbl>
+            <w:tblPr>
+              <w:tblW w:type="dxa" w:w="10026"/>
+              <w:tblBorders>
+                <w:top w:val="single" w:color="auto" w:sz="4"/>
+                <w:left w:val="single" w:color="auto" w:sz="4"/>
+                <w:bottom w:val="single" w:color="auto" w:sz="4"/>
+                <w:right w:val="single" w:color="auto" w:sz="4"/>
+                <w:insideH w:val="single" w:color="auto" w:sz="4"/>
+                <w:insideV w:val="single" w:color="auto" w:sz="4"/>
+              </w:tblBorders>
+            </w:tblPr>
+            <w:tblGrid>
+              <w:gridCol w:w="10026"/>
+            </w:tblGrid>
+            <w:tr>
+              <w:trPr>
+                <w:cantSplit/>
+                <w:trHeight w:val="460" w:hRule="exact"/>
+              </w:trPr>
+              <w:tc>
+                <w:tcPr>
+                  <w:tcW w:type="dxa" w:w="10026"/>
+                  <w:tcBorders>
+                    <w:top w:val="none" w:color="FFFFFF" w:sz="0"/>
+                    <w:left w:val="none" w:color="FFFFFF" w:sz="0"/>
+                    <w:bottom w:val="dotted" w:color="9AA8BC" w:sz="6"/>
+                    <w:right w:val="none" w:color="FFFFFF" w:sz="0"/>
+                  </w:tcBorders>
+                  <w:tcMar>
+                    <w:left w:type="dxa" w:w="0"/>
+                    <w:bottom w:type="dxa" w:w="20"/>
+                    <w:right w:type="dxa" w:w="0"/>
+                  </w:tcMar>
+                  <w:vAlign w:val="bottom"/>
+                </w:tcPr>
+                <w:p>
+                  <w:pPr>
+                    <w:spacing w:after="0" w:before="0"/>
+                  </w:pPr>
+                  <w:r>
+                    <w:rPr>
+                      <w:rFonts w:ascii="Arial" w:cs="Arial" w:eastAsia="Arial" w:hAnsi="Arial"/>
+                      <w:color w:val="5A6B85"/>
+                      <w:sz w:val="21"/>
+                      <w:szCs w:val="21"/>
+                    </w:rPr>
+                    <w:t xml:space="preserve"/>
+                  </w:r>
+                </w:p>
+              </w:tc>
+            </w:tr>
+            <w:tr>
+              <w:trPr>
+                <w:cantSplit/>
+                <w:trHeight w:val="460" w:hRule="exact"/>
+              </w:trPr>
+              <w:tc>
+                <w:tcPr>
+                  <w:tcW w:type="dxa" w:w="10026"/>
+                  <w:tcBorders>
+                    <w:top w:val="none" w:color="FFFFFF" w:sz="0"/>
+                    <w:left w:val="none" w:color="FFFFFF" w:sz="0"/>
+                    <w:bottom w:val="dotted" w:color="9AA8BC" w:sz="6"/>
+                    <w:right w:val="none" w:color="FFFFFF" w:sz="0"/>
+                  </w:tcBorders>
+                  <w:tcMar>
+                    <w:left w:type="dxa" w:w="0"/>
+                    <w:bottom w:type="dxa" w:w="20"/>
+                    <w:right w:type="dxa" w:w="0"/>
+                  </w:tcMar>
+                  <w:vAlign w:val="bottom"/>
+                </w:tcPr>
+                <w:p>
+                  <w:pPr>
+                    <w:spacing w:after="0" w:before="0"/>
+                  </w:pPr>
+                  <w:r>
+                    <w:rPr>
+                      <w:rFonts w:ascii="Arial" w:cs="Arial" w:eastAsia="Arial" w:hAnsi="Arial"/>
+                      <w:color w:val="5A6B85"/>
+                      <w:sz w:val="21"/>
+                      <w:szCs w:val="21"/>
+                    </w:rPr>
+                    <w:t xml:space="preserve"/>
+                  </w:r>
+                </w:p>
+              </w:tc>
+            </w:tr>
+          </w:tbl>
+          <w:p>
+            <w:pPr>
+              <w:keepNext/>
+              <w:spacing w:after="60" w:before="120"/>
+            </w:pPr>
+            <w:r>
+              <w:rPr>
+                <w:rFonts w:ascii="Arial" w:cs="Arial" w:eastAsia="Arial" w:hAnsi="Arial"/>
+                <w:b/>
+                <w:bCs/>
+                <w:sz w:val="21"/>
+                <w:szCs w:val="21"/>
+              </w:rPr>
+              <w:t xml:space="preserve">Which device mainly uses IP addresses to forward data?</w:t>
             </w:r>
           </w:p>
           <w:tbl>
@@ -1889,6 +2313,218 @@
               </w:tc>
             </w:tr>
           </w:tbl>
+          <w:p>
+            <w:pPr>
+              <w:keepNext/>
+              <w:spacing w:after="60" w:before="120"/>
+            </w:pPr>
+            <w:r>
+              <w:rPr>
+                <w:rFonts w:ascii="Arial" w:cs="Arial" w:eastAsia="Arial" w:hAnsi="Arial"/>
+                <w:b/>
+                <w:bCs/>
+                <w:sz w:val="21"/>
+                <w:szCs w:val="21"/>
+              </w:rPr>
+              <w:t xml:space="preserve">Which is a valid IPv4 address?</w:t>
+            </w:r>
+          </w:p>
+          <w:tbl>
+            <w:tblPr>
+              <w:tblW w:type="dxa" w:w="10026"/>
+              <w:tblBorders>
+                <w:top w:val="single" w:color="auto" w:sz="4"/>
+                <w:left w:val="single" w:color="auto" w:sz="4"/>
+                <w:bottom w:val="single" w:color="auto" w:sz="4"/>
+                <w:right w:val="single" w:color="auto" w:sz="4"/>
+                <w:insideH w:val="single" w:color="auto" w:sz="4"/>
+                <w:insideV w:val="single" w:color="auto" w:sz="4"/>
+              </w:tblBorders>
+            </w:tblPr>
+            <w:tblGrid>
+              <w:gridCol w:w="10026"/>
+            </w:tblGrid>
+            <w:tr>
+              <w:trPr>
+                <w:cantSplit/>
+                <w:trHeight w:val="460" w:hRule="exact"/>
+              </w:trPr>
+              <w:tc>
+                <w:tcPr>
+                  <w:tcW w:type="dxa" w:w="10026"/>
+                  <w:tcBorders>
+                    <w:top w:val="none" w:color="FFFFFF" w:sz="0"/>
+                    <w:left w:val="none" w:color="FFFFFF" w:sz="0"/>
+                    <w:bottom w:val="dotted" w:color="9AA8BC" w:sz="6"/>
+                    <w:right w:val="none" w:color="FFFFFF" w:sz="0"/>
+                  </w:tcBorders>
+                  <w:tcMar>
+                    <w:left w:type="dxa" w:w="0"/>
+                    <w:bottom w:type="dxa" w:w="20"/>
+                    <w:right w:type="dxa" w:w="0"/>
+                  </w:tcMar>
+                  <w:vAlign w:val="bottom"/>
+                </w:tcPr>
+                <w:p>
+                  <w:pPr>
+                    <w:spacing w:after="0" w:before="0"/>
+                  </w:pPr>
+                  <w:r>
+                    <w:rPr>
+                      <w:rFonts w:ascii="Arial" w:cs="Arial" w:eastAsia="Arial" w:hAnsi="Arial"/>
+                      <w:color w:val="5A6B85"/>
+                      <w:sz w:val="21"/>
+                      <w:szCs w:val="21"/>
+                    </w:rPr>
+                    <w:t xml:space="preserve"/>
+                  </w:r>
+                </w:p>
+              </w:tc>
+            </w:tr>
+            <w:tr>
+              <w:trPr>
+                <w:cantSplit/>
+                <w:trHeight w:val="460" w:hRule="exact"/>
+              </w:trPr>
+              <w:tc>
+                <w:tcPr>
+                  <w:tcW w:type="dxa" w:w="10026"/>
+                  <w:tcBorders>
+                    <w:top w:val="none" w:color="FFFFFF" w:sz="0"/>
+                    <w:left w:val="none" w:color="FFFFFF" w:sz="0"/>
+                    <w:bottom w:val="dotted" w:color="9AA8BC" w:sz="6"/>
+                    <w:right w:val="none" w:color="FFFFFF" w:sz="0"/>
+                  </w:tcBorders>
+                  <w:tcMar>
+                    <w:left w:type="dxa" w:w="0"/>
+                    <w:bottom w:type="dxa" w:w="20"/>
+                    <w:right w:type="dxa" w:w="0"/>
+                  </w:tcMar>
+                  <w:vAlign w:val="bottom"/>
+                </w:tcPr>
+                <w:p>
+                  <w:pPr>
+                    <w:spacing w:after="0" w:before="0"/>
+                  </w:pPr>
+                  <w:r>
+                    <w:rPr>
+                      <w:rFonts w:ascii="Arial" w:cs="Arial" w:eastAsia="Arial" w:hAnsi="Arial"/>
+                      <w:color w:val="5A6B85"/>
+                      <w:sz w:val="21"/>
+                      <w:szCs w:val="21"/>
+                    </w:rPr>
+                    <w:t xml:space="preserve"/>
+                  </w:r>
+                </w:p>
+              </w:tc>
+            </w:tr>
+          </w:tbl>
+          <w:p>
+            <w:pPr>
+              <w:keepNext/>
+              <w:spacing w:after="60" w:before="120"/>
+            </w:pPr>
+            <w:r>
+              <w:rPr>
+                <w:rFonts w:ascii="Arial" w:cs="Arial" w:eastAsia="Arial" w:hAnsi="Arial"/>
+                <w:b/>
+                <w:bCs/>
+                <w:sz w:val="21"/>
+                <w:szCs w:val="21"/>
+              </w:rPr>
+              <w:t xml:space="preserve">How many bits are in an IPv4 address?</w:t>
+            </w:r>
+          </w:p>
+          <w:tbl>
+            <w:tblPr>
+              <w:tblW w:type="dxa" w:w="10026"/>
+              <w:tblBorders>
+                <w:top w:val="single" w:color="auto" w:sz="4"/>
+                <w:left w:val="single" w:color="auto" w:sz="4"/>
+                <w:bottom w:val="single" w:color="auto" w:sz="4"/>
+                <w:right w:val="single" w:color="auto" w:sz="4"/>
+                <w:insideH w:val="single" w:color="auto" w:sz="4"/>
+                <w:insideV w:val="single" w:color="auto" w:sz="4"/>
+              </w:tblBorders>
+            </w:tblPr>
+            <w:tblGrid>
+              <w:gridCol w:w="10026"/>
+            </w:tblGrid>
+            <w:tr>
+              <w:trPr>
+                <w:cantSplit/>
+                <w:trHeight w:val="460" w:hRule="exact"/>
+              </w:trPr>
+              <w:tc>
+                <w:tcPr>
+                  <w:tcW w:type="dxa" w:w="10026"/>
+                  <w:tcBorders>
+                    <w:top w:val="none" w:color="FFFFFF" w:sz="0"/>
+                    <w:left w:val="none" w:color="FFFFFF" w:sz="0"/>
+                    <w:bottom w:val="dotted" w:color="9AA8BC" w:sz="6"/>
+                    <w:right w:val="none" w:color="FFFFFF" w:sz="0"/>
+                  </w:tcBorders>
+                  <w:tcMar>
+                    <w:left w:type="dxa" w:w="0"/>
+                    <w:bottom w:type="dxa" w:w="20"/>
+                    <w:right w:type="dxa" w:w="0"/>
+                  </w:tcMar>
+                  <w:vAlign w:val="bottom"/>
+                </w:tcPr>
+                <w:p>
+                  <w:pPr>
+                    <w:spacing w:after="0" w:before="0"/>
+                  </w:pPr>
+                  <w:r>
+                    <w:rPr>
+                      <w:rFonts w:ascii="Arial" w:cs="Arial" w:eastAsia="Arial" w:hAnsi="Arial"/>
+                      <w:color w:val="5A6B85"/>
+                      <w:sz w:val="21"/>
+                      <w:szCs w:val="21"/>
+                    </w:rPr>
+                    <w:t xml:space="preserve"/>
+                  </w:r>
+                </w:p>
+              </w:tc>
+            </w:tr>
+            <w:tr>
+              <w:trPr>
+                <w:cantSplit/>
+                <w:trHeight w:val="460" w:hRule="exact"/>
+              </w:trPr>
+              <w:tc>
+                <w:tcPr>
+                  <w:tcW w:type="dxa" w:w="10026"/>
+                  <w:tcBorders>
+                    <w:top w:val="none" w:color="FFFFFF" w:sz="0"/>
+                    <w:left w:val="none" w:color="FFFFFF" w:sz="0"/>
+                    <w:bottom w:val="dotted" w:color="9AA8BC" w:sz="6"/>
+                    <w:right w:val="none" w:color="FFFFFF" w:sz="0"/>
+                  </w:tcBorders>
+                  <w:tcMar>
+                    <w:left w:type="dxa" w:w="0"/>
+                    <w:bottom w:type="dxa" w:w="20"/>
+                    <w:right w:type="dxa" w:w="0"/>
+                  </w:tcMar>
+                  <w:vAlign w:val="bottom"/>
+                </w:tcPr>
+                <w:p>
+                  <w:pPr>
+                    <w:spacing w:after="0" w:before="0"/>
+                  </w:pPr>
+                  <w:r>
+                    <w:rPr>
+                      <w:rFonts w:ascii="Arial" w:cs="Arial" w:eastAsia="Arial" w:hAnsi="Arial"/>
+                      <w:color w:val="5A6B85"/>
+                      <w:sz w:val="21"/>
+                      <w:szCs w:val="21"/>
+                    </w:rPr>
+                    <w:t xml:space="preserve"/>
+                  </w:r>
+                </w:p>
+              </w:tc>
+            </w:tr>
+          </w:tbl>
           <w:p/>
         </w:tc>
       </w:tr>
@@ -2080,6 +2716,218 @@
                 <w:szCs w:val="21"/>
               </w:rPr>
               <w:t xml:space="preserve">State the reason we need IPv6.</w:t>
+            </w:r>
+          </w:p>
+          <w:tbl>
+            <w:tblPr>
+              <w:tblW w:type="dxa" w:w="10026"/>
+              <w:tblBorders>
+                <w:top w:val="single" w:color="auto" w:sz="4"/>
+                <w:left w:val="single" w:color="auto" w:sz="4"/>
+                <w:bottom w:val="single" w:color="auto" w:sz="4"/>
+                <w:right w:val="single" w:color="auto" w:sz="4"/>
+                <w:insideH w:val="single" w:color="auto" w:sz="4"/>
+                <w:insideV w:val="single" w:color="auto" w:sz="4"/>
+              </w:tblBorders>
+            </w:tblPr>
+            <w:tblGrid>
+              <w:gridCol w:w="10026"/>
+            </w:tblGrid>
+            <w:tr>
+              <w:trPr>
+                <w:cantSplit/>
+                <w:trHeight w:val="460" w:hRule="exact"/>
+              </w:trPr>
+              <w:tc>
+                <w:tcPr>
+                  <w:tcW w:type="dxa" w:w="10026"/>
+                  <w:tcBorders>
+                    <w:top w:val="none" w:color="FFFFFF" w:sz="0"/>
+                    <w:left w:val="none" w:color="FFFFFF" w:sz="0"/>
+                    <w:bottom w:val="dotted" w:color="9AA8BC" w:sz="6"/>
+                    <w:right w:val="none" w:color="FFFFFF" w:sz="0"/>
+                  </w:tcBorders>
+                  <w:tcMar>
+                    <w:left w:type="dxa" w:w="0"/>
+                    <w:bottom w:type="dxa" w:w="20"/>
+                    <w:right w:type="dxa" w:w="0"/>
+                  </w:tcMar>
+                  <w:vAlign w:val="bottom"/>
+                </w:tcPr>
+                <w:p>
+                  <w:pPr>
+                    <w:spacing w:after="0" w:before="0"/>
+                  </w:pPr>
+                  <w:r>
+                    <w:rPr>
+                      <w:rFonts w:ascii="Arial" w:cs="Arial" w:eastAsia="Arial" w:hAnsi="Arial"/>
+                      <w:color w:val="5A6B85"/>
+                      <w:sz w:val="21"/>
+                      <w:szCs w:val="21"/>
+                    </w:rPr>
+                    <w:t xml:space="preserve"/>
+                  </w:r>
+                </w:p>
+              </w:tc>
+            </w:tr>
+            <w:tr>
+              <w:trPr>
+                <w:cantSplit/>
+                <w:trHeight w:val="460" w:hRule="exact"/>
+              </w:trPr>
+              <w:tc>
+                <w:tcPr>
+                  <w:tcW w:type="dxa" w:w="10026"/>
+                  <w:tcBorders>
+                    <w:top w:val="none" w:color="FFFFFF" w:sz="0"/>
+                    <w:left w:val="none" w:color="FFFFFF" w:sz="0"/>
+                    <w:bottom w:val="dotted" w:color="9AA8BC" w:sz="6"/>
+                    <w:right w:val="none" w:color="FFFFFF" w:sz="0"/>
+                  </w:tcBorders>
+                  <w:tcMar>
+                    <w:left w:type="dxa" w:w="0"/>
+                    <w:bottom w:type="dxa" w:w="20"/>
+                    <w:right w:type="dxa" w:w="0"/>
+                  </w:tcMar>
+                  <w:vAlign w:val="bottom"/>
+                </w:tcPr>
+                <w:p>
+                  <w:pPr>
+                    <w:spacing w:after="0" w:before="0"/>
+                  </w:pPr>
+                  <w:r>
+                    <w:rPr>
+                      <w:rFonts w:ascii="Arial" w:cs="Arial" w:eastAsia="Arial" w:hAnsi="Arial"/>
+                      <w:color w:val="5A6B85"/>
+                      <w:sz w:val="21"/>
+                      <w:szCs w:val="21"/>
+                    </w:rPr>
+                    <w:t xml:space="preserve"/>
+                  </w:r>
+                </w:p>
+              </w:tc>
+            </w:tr>
+          </w:tbl>
+          <w:p>
+            <w:pPr>
+              <w:keepNext/>
+              <w:spacing w:after="60" w:before="120"/>
+            </w:pPr>
+            <w:r>
+              <w:rPr>
+                <w:rFonts w:ascii="Arial" w:cs="Arial" w:eastAsia="Arial" w:hAnsi="Arial"/>
+                <w:b/>
+                <w:bCs/>
+                <w:sz w:val="21"/>
+                <w:szCs w:val="21"/>
+              </w:rPr>
+              <w:t xml:space="preserve">Why was IPv6 introduced?</w:t>
+            </w:r>
+          </w:p>
+          <w:tbl>
+            <w:tblPr>
+              <w:tblW w:type="dxa" w:w="10026"/>
+              <w:tblBorders>
+                <w:top w:val="single" w:color="auto" w:sz="4"/>
+                <w:left w:val="single" w:color="auto" w:sz="4"/>
+                <w:bottom w:val="single" w:color="auto" w:sz="4"/>
+                <w:right w:val="single" w:color="auto" w:sz="4"/>
+                <w:insideH w:val="single" w:color="auto" w:sz="4"/>
+                <w:insideV w:val="single" w:color="auto" w:sz="4"/>
+              </w:tblBorders>
+            </w:tblPr>
+            <w:tblGrid>
+              <w:gridCol w:w="10026"/>
+            </w:tblGrid>
+            <w:tr>
+              <w:trPr>
+                <w:cantSplit/>
+                <w:trHeight w:val="460" w:hRule="exact"/>
+              </w:trPr>
+              <w:tc>
+                <w:tcPr>
+                  <w:tcW w:type="dxa" w:w="10026"/>
+                  <w:tcBorders>
+                    <w:top w:val="none" w:color="FFFFFF" w:sz="0"/>
+                    <w:left w:val="none" w:color="FFFFFF" w:sz="0"/>
+                    <w:bottom w:val="dotted" w:color="9AA8BC" w:sz="6"/>
+                    <w:right w:val="none" w:color="FFFFFF" w:sz="0"/>
+                  </w:tcBorders>
+                  <w:tcMar>
+                    <w:left w:type="dxa" w:w="0"/>
+                    <w:bottom w:type="dxa" w:w="20"/>
+                    <w:right w:type="dxa" w:w="0"/>
+                  </w:tcMar>
+                  <w:vAlign w:val="bottom"/>
+                </w:tcPr>
+                <w:p>
+                  <w:pPr>
+                    <w:spacing w:after="0" w:before="0"/>
+                  </w:pPr>
+                  <w:r>
+                    <w:rPr>
+                      <w:rFonts w:ascii="Arial" w:cs="Arial" w:eastAsia="Arial" w:hAnsi="Arial"/>
+                      <w:color w:val="5A6B85"/>
+                      <w:sz w:val="21"/>
+                      <w:szCs w:val="21"/>
+                    </w:rPr>
+                    <w:t xml:space="preserve"/>
+                  </w:r>
+                </w:p>
+              </w:tc>
+            </w:tr>
+            <w:tr>
+              <w:trPr>
+                <w:cantSplit/>
+                <w:trHeight w:val="460" w:hRule="exact"/>
+              </w:trPr>
+              <w:tc>
+                <w:tcPr>
+                  <w:tcW w:type="dxa" w:w="10026"/>
+                  <w:tcBorders>
+                    <w:top w:val="none" w:color="FFFFFF" w:sz="0"/>
+                    <w:left w:val="none" w:color="FFFFFF" w:sz="0"/>
+                    <w:bottom w:val="dotted" w:color="9AA8BC" w:sz="6"/>
+                    <w:right w:val="none" w:color="FFFFFF" w:sz="0"/>
+                  </w:tcBorders>
+                  <w:tcMar>
+                    <w:left w:type="dxa" w:w="0"/>
+                    <w:bottom w:type="dxa" w:w="20"/>
+                    <w:right w:type="dxa" w:w="0"/>
+                  </w:tcMar>
+                  <w:vAlign w:val="bottom"/>
+                </w:tcPr>
+                <w:p>
+                  <w:pPr>
+                    <w:spacing w:after="0" w:before="0"/>
+                  </w:pPr>
+                  <w:r>
+                    <w:rPr>
+                      <w:rFonts w:ascii="Arial" w:cs="Arial" w:eastAsia="Arial" w:hAnsi="Arial"/>
+                      <w:color w:val="5A6B85"/>
+                      <w:sz w:val="21"/>
+                      <w:szCs w:val="21"/>
+                    </w:rPr>
+                    <w:t xml:space="preserve"/>
+                  </w:r>
+                </w:p>
+              </w:tc>
+            </w:tr>
+          </w:tbl>
+          <w:p>
+            <w:pPr>
+              <w:keepNext/>
+              <w:spacing w:after="60" w:before="120"/>
+            </w:pPr>
+            <w:r>
+              <w:rPr>
+                <w:rFonts w:ascii="Arial" w:cs="Arial" w:eastAsia="Arial" w:hAnsi="Arial"/>
+                <w:b/>
+                <w:bCs/>
+                <w:sz w:val="21"/>
+                <w:szCs w:val="21"/>
+              </w:rPr>
+              <w:t xml:space="preserve">How many bits are in an IPv6 address?</w:t>
             </w:r>
           </w:p>
           <w:tbl>
@@ -2455,6 +3303,218 @@
               </w:tc>
             </w:tr>
           </w:tbl>
+          <w:p>
+            <w:pPr>
+              <w:keepNext/>
+              <w:spacing w:after="60" w:before="120"/>
+            </w:pPr>
+            <w:r>
+              <w:rPr>
+                <w:rFonts w:ascii="Arial" w:cs="Arial" w:eastAsia="Arial" w:hAnsi="Arial"/>
+                <w:b/>
+                <w:bCs/>
+                <w:sz w:val="21"/>
+                <w:szCs w:val="21"/>
+              </w:rPr>
+              <w:t xml:space="preserve">Which address does a switch use to deliver a frame?</w:t>
+            </w:r>
+          </w:p>
+          <w:tbl>
+            <w:tblPr>
+              <w:tblW w:type="dxa" w:w="10026"/>
+              <w:tblBorders>
+                <w:top w:val="single" w:color="auto" w:sz="4"/>
+                <w:left w:val="single" w:color="auto" w:sz="4"/>
+                <w:bottom w:val="single" w:color="auto" w:sz="4"/>
+                <w:right w:val="single" w:color="auto" w:sz="4"/>
+                <w:insideH w:val="single" w:color="auto" w:sz="4"/>
+                <w:insideV w:val="single" w:color="auto" w:sz="4"/>
+              </w:tblBorders>
+            </w:tblPr>
+            <w:tblGrid>
+              <w:gridCol w:w="10026"/>
+            </w:tblGrid>
+            <w:tr>
+              <w:trPr>
+                <w:cantSplit/>
+                <w:trHeight w:val="460" w:hRule="exact"/>
+              </w:trPr>
+              <w:tc>
+                <w:tcPr>
+                  <w:tcW w:type="dxa" w:w="10026"/>
+                  <w:tcBorders>
+                    <w:top w:val="none" w:color="FFFFFF" w:sz="0"/>
+                    <w:left w:val="none" w:color="FFFFFF" w:sz="0"/>
+                    <w:bottom w:val="dotted" w:color="9AA8BC" w:sz="6"/>
+                    <w:right w:val="none" w:color="FFFFFF" w:sz="0"/>
+                  </w:tcBorders>
+                  <w:tcMar>
+                    <w:left w:type="dxa" w:w="0"/>
+                    <w:bottom w:type="dxa" w:w="20"/>
+                    <w:right w:type="dxa" w:w="0"/>
+                  </w:tcMar>
+                  <w:vAlign w:val="bottom"/>
+                </w:tcPr>
+                <w:p>
+                  <w:pPr>
+                    <w:spacing w:after="0" w:before="0"/>
+                  </w:pPr>
+                  <w:r>
+                    <w:rPr>
+                      <w:rFonts w:ascii="Arial" w:cs="Arial" w:eastAsia="Arial" w:hAnsi="Arial"/>
+                      <w:color w:val="5A6B85"/>
+                      <w:sz w:val="21"/>
+                      <w:szCs w:val="21"/>
+                    </w:rPr>
+                    <w:t xml:space="preserve"/>
+                  </w:r>
+                </w:p>
+              </w:tc>
+            </w:tr>
+            <w:tr>
+              <w:trPr>
+                <w:cantSplit/>
+                <w:trHeight w:val="460" w:hRule="exact"/>
+              </w:trPr>
+              <w:tc>
+                <w:tcPr>
+                  <w:tcW w:type="dxa" w:w="10026"/>
+                  <w:tcBorders>
+                    <w:top w:val="none" w:color="FFFFFF" w:sz="0"/>
+                    <w:left w:val="none" w:color="FFFFFF" w:sz="0"/>
+                    <w:bottom w:val="dotted" w:color="9AA8BC" w:sz="6"/>
+                    <w:right w:val="none" w:color="FFFFFF" w:sz="0"/>
+                  </w:tcBorders>
+                  <w:tcMar>
+                    <w:left w:type="dxa" w:w="0"/>
+                    <w:bottom w:type="dxa" w:w="20"/>
+                    <w:right w:type="dxa" w:w="0"/>
+                  </w:tcMar>
+                  <w:vAlign w:val="bottom"/>
+                </w:tcPr>
+                <w:p>
+                  <w:pPr>
+                    <w:spacing w:after="0" w:before="0"/>
+                  </w:pPr>
+                  <w:r>
+                    <w:rPr>
+                      <w:rFonts w:ascii="Arial" w:cs="Arial" w:eastAsia="Arial" w:hAnsi="Arial"/>
+                      <w:color w:val="5A6B85"/>
+                      <w:sz w:val="21"/>
+                      <w:szCs w:val="21"/>
+                    </w:rPr>
+                    <w:t xml:space="preserve"/>
+                  </w:r>
+                </w:p>
+              </w:tc>
+            </w:tr>
+          </w:tbl>
+          <w:p>
+            <w:pPr>
+              <w:keepNext/>
+              <w:spacing w:after="60" w:before="120"/>
+            </w:pPr>
+            <w:r>
+              <w:rPr>
+                <w:rFonts w:ascii="Arial" w:cs="Arial" w:eastAsia="Arial" w:hAnsi="Arial"/>
+                <w:b/>
+                <w:bCs/>
+                <w:sz w:val="21"/>
+                <w:szCs w:val="21"/>
+              </w:rPr>
+              <w:t xml:space="preserve">Which address stays with a device when it moves to a different network?</w:t>
+            </w:r>
+          </w:p>
+          <w:tbl>
+            <w:tblPr>
+              <w:tblW w:type="dxa" w:w="10026"/>
+              <w:tblBorders>
+                <w:top w:val="single" w:color="auto" w:sz="4"/>
+                <w:left w:val="single" w:color="auto" w:sz="4"/>
+                <w:bottom w:val="single" w:color="auto" w:sz="4"/>
+                <w:right w:val="single" w:color="auto" w:sz="4"/>
+                <w:insideH w:val="single" w:color="auto" w:sz="4"/>
+                <w:insideV w:val="single" w:color="auto" w:sz="4"/>
+              </w:tblBorders>
+            </w:tblPr>
+            <w:tblGrid>
+              <w:gridCol w:w="10026"/>
+            </w:tblGrid>
+            <w:tr>
+              <w:trPr>
+                <w:cantSplit/>
+                <w:trHeight w:val="460" w:hRule="exact"/>
+              </w:trPr>
+              <w:tc>
+                <w:tcPr>
+                  <w:tcW w:type="dxa" w:w="10026"/>
+                  <w:tcBorders>
+                    <w:top w:val="none" w:color="FFFFFF" w:sz="0"/>
+                    <w:left w:val="none" w:color="FFFFFF" w:sz="0"/>
+                    <w:bottom w:val="dotted" w:color="9AA8BC" w:sz="6"/>
+                    <w:right w:val="none" w:color="FFFFFF" w:sz="0"/>
+                  </w:tcBorders>
+                  <w:tcMar>
+                    <w:left w:type="dxa" w:w="0"/>
+                    <w:bottom w:type="dxa" w:w="20"/>
+                    <w:right w:type="dxa" w:w="0"/>
+                  </w:tcMar>
+                  <w:vAlign w:val="bottom"/>
+                </w:tcPr>
+                <w:p>
+                  <w:pPr>
+                    <w:spacing w:after="0" w:before="0"/>
+                  </w:pPr>
+                  <w:r>
+                    <w:rPr>
+                      <w:rFonts w:ascii="Arial" w:cs="Arial" w:eastAsia="Arial" w:hAnsi="Arial"/>
+                      <w:color w:val="5A6B85"/>
+                      <w:sz w:val="21"/>
+                      <w:szCs w:val="21"/>
+                    </w:rPr>
+                    <w:t xml:space="preserve"/>
+                  </w:r>
+                </w:p>
+              </w:tc>
+            </w:tr>
+            <w:tr>
+              <w:trPr>
+                <w:cantSplit/>
+                <w:trHeight w:val="460" w:hRule="exact"/>
+              </w:trPr>
+              <w:tc>
+                <w:tcPr>
+                  <w:tcW w:type="dxa" w:w="10026"/>
+                  <w:tcBorders>
+                    <w:top w:val="none" w:color="FFFFFF" w:sz="0"/>
+                    <w:left w:val="none" w:color="FFFFFF" w:sz="0"/>
+                    <w:bottom w:val="dotted" w:color="9AA8BC" w:sz="6"/>
+                    <w:right w:val="none" w:color="FFFFFF" w:sz="0"/>
+                  </w:tcBorders>
+                  <w:tcMar>
+                    <w:left w:type="dxa" w:w="0"/>
+                    <w:bottom w:type="dxa" w:w="20"/>
+                    <w:right w:type="dxa" w:w="0"/>
+                  </w:tcMar>
+                  <w:vAlign w:val="bottom"/>
+                </w:tcPr>
+                <w:p>
+                  <w:pPr>
+                    <w:spacing w:after="0" w:before="0"/>
+                  </w:pPr>
+                  <w:r>
+                    <w:rPr>
+                      <w:rFonts w:ascii="Arial" w:cs="Arial" w:eastAsia="Arial" w:hAnsi="Arial"/>
+                      <w:color w:val="5A6B85"/>
+                      <w:sz w:val="21"/>
+                      <w:szCs w:val="21"/>
+                    </w:rPr>
+                    <w:t xml:space="preserve"/>
+                  </w:r>
+                </w:p>
+              </w:tc>
+            </w:tr>
+          </w:tbl>
           <w:p/>
         </w:tc>
       </w:tr>
@@ -2646,6 +3706,218 @@
                 <w:szCs w:val="21"/>
               </w:rPr>
               <w:t xml:space="preserve">Two laptops are 192.168.1.20 and 192.168.1.35. Are they on the same network? How can you tell?</w:t>
+            </w:r>
+          </w:p>
+          <w:tbl>
+            <w:tblPr>
+              <w:tblW w:type="dxa" w:w="10026"/>
+              <w:tblBorders>
+                <w:top w:val="single" w:color="auto" w:sz="4"/>
+                <w:left w:val="single" w:color="auto" w:sz="4"/>
+                <w:bottom w:val="single" w:color="auto" w:sz="4"/>
+                <w:right w:val="single" w:color="auto" w:sz="4"/>
+                <w:insideH w:val="single" w:color="auto" w:sz="4"/>
+                <w:insideV w:val="single" w:color="auto" w:sz="4"/>
+              </w:tblBorders>
+            </w:tblPr>
+            <w:tblGrid>
+              <w:gridCol w:w="10026"/>
+            </w:tblGrid>
+            <w:tr>
+              <w:trPr>
+                <w:cantSplit/>
+                <w:trHeight w:val="460" w:hRule="exact"/>
+              </w:trPr>
+              <w:tc>
+                <w:tcPr>
+                  <w:tcW w:type="dxa" w:w="10026"/>
+                  <w:tcBorders>
+                    <w:top w:val="none" w:color="FFFFFF" w:sz="0"/>
+                    <w:left w:val="none" w:color="FFFFFF" w:sz="0"/>
+                    <w:bottom w:val="dotted" w:color="9AA8BC" w:sz="6"/>
+                    <w:right w:val="none" w:color="FFFFFF" w:sz="0"/>
+                  </w:tcBorders>
+                  <w:tcMar>
+                    <w:left w:type="dxa" w:w="0"/>
+                    <w:bottom w:type="dxa" w:w="20"/>
+                    <w:right w:type="dxa" w:w="0"/>
+                  </w:tcMar>
+                  <w:vAlign w:val="bottom"/>
+                </w:tcPr>
+                <w:p>
+                  <w:pPr>
+                    <w:spacing w:after="0" w:before="0"/>
+                  </w:pPr>
+                  <w:r>
+                    <w:rPr>
+                      <w:rFonts w:ascii="Arial" w:cs="Arial" w:eastAsia="Arial" w:hAnsi="Arial"/>
+                      <w:color w:val="5A6B85"/>
+                      <w:sz w:val="21"/>
+                      <w:szCs w:val="21"/>
+                    </w:rPr>
+                    <w:t xml:space="preserve"/>
+                  </w:r>
+                </w:p>
+              </w:tc>
+            </w:tr>
+            <w:tr>
+              <w:trPr>
+                <w:cantSplit/>
+                <w:trHeight w:val="460" w:hRule="exact"/>
+              </w:trPr>
+              <w:tc>
+                <w:tcPr>
+                  <w:tcW w:type="dxa" w:w="10026"/>
+                  <w:tcBorders>
+                    <w:top w:val="none" w:color="FFFFFF" w:sz="0"/>
+                    <w:left w:val="none" w:color="FFFFFF" w:sz="0"/>
+                    <w:bottom w:val="dotted" w:color="9AA8BC" w:sz="6"/>
+                    <w:right w:val="none" w:color="FFFFFF" w:sz="0"/>
+                  </w:tcBorders>
+                  <w:tcMar>
+                    <w:left w:type="dxa" w:w="0"/>
+                    <w:bottom w:type="dxa" w:w="20"/>
+                    <w:right w:type="dxa" w:w="0"/>
+                  </w:tcMar>
+                  <w:vAlign w:val="bottom"/>
+                </w:tcPr>
+                <w:p>
+                  <w:pPr>
+                    <w:spacing w:after="0" w:before="0"/>
+                  </w:pPr>
+                  <w:r>
+                    <w:rPr>
+                      <w:rFonts w:ascii="Arial" w:cs="Arial" w:eastAsia="Arial" w:hAnsi="Arial"/>
+                      <w:color w:val="5A6B85"/>
+                      <w:sz w:val="21"/>
+                      <w:szCs w:val="21"/>
+                    </w:rPr>
+                    <w:t xml:space="preserve"/>
+                  </w:r>
+                </w:p>
+              </w:tc>
+            </w:tr>
+          </w:tbl>
+          <w:p>
+            <w:pPr>
+              <w:keepNext/>
+              <w:spacing w:after="60" w:before="120"/>
+            </w:pPr>
+            <w:r>
+              <w:rPr>
+                <w:rFonts w:ascii="Arial" w:cs="Arial" w:eastAsia="Arial" w:hAnsi="Arial"/>
+                <w:b/>
+                <w:bCs/>
+                <w:sz w:val="21"/>
+                <w:szCs w:val="21"/>
+              </w:rPr>
+              <w:t xml:space="preserve">In the address 192.168.1.20, which part identifies the device?</w:t>
+            </w:r>
+          </w:p>
+          <w:tbl>
+            <w:tblPr>
+              <w:tblW w:type="dxa" w:w="10026"/>
+              <w:tblBorders>
+                <w:top w:val="single" w:color="auto" w:sz="4"/>
+                <w:left w:val="single" w:color="auto" w:sz="4"/>
+                <w:bottom w:val="single" w:color="auto" w:sz="4"/>
+                <w:right w:val="single" w:color="auto" w:sz="4"/>
+                <w:insideH w:val="single" w:color="auto" w:sz="4"/>
+                <w:insideV w:val="single" w:color="auto" w:sz="4"/>
+              </w:tblBorders>
+            </w:tblPr>
+            <w:tblGrid>
+              <w:gridCol w:w="10026"/>
+            </w:tblGrid>
+            <w:tr>
+              <w:trPr>
+                <w:cantSplit/>
+                <w:trHeight w:val="460" w:hRule="exact"/>
+              </w:trPr>
+              <w:tc>
+                <w:tcPr>
+                  <w:tcW w:type="dxa" w:w="10026"/>
+                  <w:tcBorders>
+                    <w:top w:val="none" w:color="FFFFFF" w:sz="0"/>
+                    <w:left w:val="none" w:color="FFFFFF" w:sz="0"/>
+                    <w:bottom w:val="dotted" w:color="9AA8BC" w:sz="6"/>
+                    <w:right w:val="none" w:color="FFFFFF" w:sz="0"/>
+                  </w:tcBorders>
+                  <w:tcMar>
+                    <w:left w:type="dxa" w:w="0"/>
+                    <w:bottom w:type="dxa" w:w="20"/>
+                    <w:right w:type="dxa" w:w="0"/>
+                  </w:tcMar>
+                  <w:vAlign w:val="bottom"/>
+                </w:tcPr>
+                <w:p>
+                  <w:pPr>
+                    <w:spacing w:after="0" w:before="0"/>
+                  </w:pPr>
+                  <w:r>
+                    <w:rPr>
+                      <w:rFonts w:ascii="Arial" w:cs="Arial" w:eastAsia="Arial" w:hAnsi="Arial"/>
+                      <w:color w:val="5A6B85"/>
+                      <w:sz w:val="21"/>
+                      <w:szCs w:val="21"/>
+                    </w:rPr>
+                    <w:t xml:space="preserve"/>
+                  </w:r>
+                </w:p>
+              </w:tc>
+            </w:tr>
+            <w:tr>
+              <w:trPr>
+                <w:cantSplit/>
+                <w:trHeight w:val="460" w:hRule="exact"/>
+              </w:trPr>
+              <w:tc>
+                <w:tcPr>
+                  <w:tcW w:type="dxa" w:w="10026"/>
+                  <w:tcBorders>
+                    <w:top w:val="none" w:color="FFFFFF" w:sz="0"/>
+                    <w:left w:val="none" w:color="FFFFFF" w:sz="0"/>
+                    <w:bottom w:val="dotted" w:color="9AA8BC" w:sz="6"/>
+                    <w:right w:val="none" w:color="FFFFFF" w:sz="0"/>
+                  </w:tcBorders>
+                  <w:tcMar>
+                    <w:left w:type="dxa" w:w="0"/>
+                    <w:bottom w:type="dxa" w:w="20"/>
+                    <w:right w:type="dxa" w:w="0"/>
+                  </w:tcMar>
+                  <w:vAlign w:val="bottom"/>
+                </w:tcPr>
+                <w:p>
+                  <w:pPr>
+                    <w:spacing w:after="0" w:before="0"/>
+                  </w:pPr>
+                  <w:r>
+                    <w:rPr>
+                      <w:rFonts w:ascii="Arial" w:cs="Arial" w:eastAsia="Arial" w:hAnsi="Arial"/>
+                      <w:color w:val="5A6B85"/>
+                      <w:sz w:val="21"/>
+                      <w:szCs w:val="21"/>
+                    </w:rPr>
+                    <w:t xml:space="preserve"/>
+                  </w:r>
+                </w:p>
+              </w:tc>
+            </w:tr>
+          </w:tbl>
+          <w:p>
+            <w:pPr>
+              <w:keepNext/>
+              <w:spacing w:after="60" w:before="120"/>
+            </w:pPr>
+            <w:r>
+              <w:rPr>
+                <w:rFonts w:ascii="Arial" w:cs="Arial" w:eastAsia="Arial" w:hAnsi="Arial"/>
+                <w:b/>
+                <w:bCs/>
+                <w:sz w:val="21"/>
+                <w:szCs w:val="21"/>
+              </w:rPr>
+              <w:t xml:space="preserve">Which address is on the same network as 192.168.1.20?</w:t>
             </w:r>
           </w:p>
           <w:tbl>
@@ -3985,7 +5257,7 @@
                 <w:sz w:val="21"/>
                 <w:szCs w:val="21"/>
               </w:rPr>
-              <w:t xml:space="preserve">a)  State what MAC stands for.  </w:t>
+              <w:t xml:space="preserve">a)  State what a MAC address identifies.  </w:t>
             </w:r>
             <w:r>
               <w:rPr>
@@ -4063,7 +5335,7 @@
                 <w:sz w:val="21"/>
                 <w:szCs w:val="21"/>
               </w:rPr>
-              <w:t xml:space="preserve">b)  Explain why IPv6 was introduced.  </w:t>
+              <w:t xml:space="preserve">b)  Explain why IPv6 addresses were needed.  </w:t>
             </w:r>
             <w:r>
               <w:rPr>
@@ -4178,7 +5450,7 @@
                 <w:sz w:val="21"/>
                 <w:szCs w:val="21"/>
               </w:rPr>
-              <w:t xml:space="preserve">c)  Describe two differences between IPv4 and IPv6 addresses.  </w:t>
+              <w:t xml:space="preserve">c)  Describe two differences between an IPv4 address and an IPv6 address.  </w:t>
             </w:r>
             <w:r>
               <w:rPr>
@@ -4242,6 +5514,158 @@
                 </w:p>
               </w:tc>
             </w:tr>
+            <w:tr>
+              <w:trPr>
+                <w:cantSplit/>
+                <w:trHeight w:val="460" w:hRule="exact"/>
+              </w:trPr>
+              <w:tc>
+                <w:tcPr>
+                  <w:tcW w:type="dxa" w:w="10026"/>
+                  <w:tcBorders>
+                    <w:top w:val="none" w:color="FFFFFF" w:sz="0"/>
+                    <w:left w:val="none" w:color="FFFFFF" w:sz="0"/>
+                    <w:bottom w:val="dotted" w:color="9AA8BC" w:sz="6"/>
+                    <w:right w:val="none" w:color="FFFFFF" w:sz="0"/>
+                  </w:tcBorders>
+                  <w:tcMar>
+                    <w:left w:type="dxa" w:w="0"/>
+                    <w:bottom w:type="dxa" w:w="20"/>
+                    <w:right w:type="dxa" w:w="0"/>
+                  </w:tcMar>
+                  <w:vAlign w:val="bottom"/>
+                </w:tcPr>
+                <w:p>
+                  <w:pPr>
+                    <w:spacing w:after="0" w:before="0"/>
+                  </w:pPr>
+                  <w:r>
+                    <w:rPr>
+                      <w:rFonts w:ascii="Arial" w:cs="Arial" w:eastAsia="Arial" w:hAnsi="Arial"/>
+                      <w:color w:val="5A6B85"/>
+                      <w:sz w:val="21"/>
+                      <w:szCs w:val="21"/>
+                    </w:rPr>
+                    <w:t xml:space="preserve"/>
+                  </w:r>
+                </w:p>
+              </w:tc>
+            </w:tr>
+            <w:tr>
+              <w:trPr>
+                <w:cantSplit/>
+                <w:trHeight w:val="460" w:hRule="exact"/>
+              </w:trPr>
+              <w:tc>
+                <w:tcPr>
+                  <w:tcW w:type="dxa" w:w="10026"/>
+                  <w:tcBorders>
+                    <w:top w:val="none" w:color="FFFFFF" w:sz="0"/>
+                    <w:left w:val="none" w:color="FFFFFF" w:sz="0"/>
+                    <w:bottom w:val="dotted" w:color="9AA8BC" w:sz="6"/>
+                    <w:right w:val="none" w:color="FFFFFF" w:sz="0"/>
+                  </w:tcBorders>
+                  <w:tcMar>
+                    <w:left w:type="dxa" w:w="0"/>
+                    <w:bottom w:type="dxa" w:w="20"/>
+                    <w:right w:type="dxa" w:w="0"/>
+                  </w:tcMar>
+                  <w:vAlign w:val="bottom"/>
+                </w:tcPr>
+                <w:p>
+                  <w:pPr>
+                    <w:spacing w:after="0" w:before="0"/>
+                  </w:pPr>
+                  <w:r>
+                    <w:rPr>
+                      <w:rFonts w:ascii="Arial" w:cs="Arial" w:eastAsia="Arial" w:hAnsi="Arial"/>
+                      <w:color w:val="5A6B85"/>
+                      <w:sz w:val="21"/>
+                      <w:szCs w:val="21"/>
+                    </w:rPr>
+                    <w:t xml:space="preserve"/>
+                  </w:r>
+                </w:p>
+              </w:tc>
+            </w:tr>
+            <w:tr>
+              <w:trPr>
+                <w:cantSplit/>
+                <w:trHeight w:val="460" w:hRule="exact"/>
+              </w:trPr>
+              <w:tc>
+                <w:tcPr>
+                  <w:tcW w:type="dxa" w:w="10026"/>
+                  <w:tcBorders>
+                    <w:top w:val="none" w:color="FFFFFF" w:sz="0"/>
+                    <w:left w:val="none" w:color="FFFFFF" w:sz="0"/>
+                    <w:bottom w:val="dotted" w:color="9AA8BC" w:sz="6"/>
+                    <w:right w:val="none" w:color="FFFFFF" w:sz="0"/>
+                  </w:tcBorders>
+                  <w:tcMar>
+                    <w:left w:type="dxa" w:w="0"/>
+                    <w:bottom w:type="dxa" w:w="20"/>
+                    <w:right w:type="dxa" w:w="0"/>
+                  </w:tcMar>
+                  <w:vAlign w:val="bottom"/>
+                </w:tcPr>
+                <w:p>
+                  <w:pPr>
+                    <w:spacing w:after="0" w:before="0"/>
+                  </w:pPr>
+                  <w:r>
+                    <w:rPr>
+                      <w:rFonts w:ascii="Arial" w:cs="Arial" w:eastAsia="Arial" w:hAnsi="Arial"/>
+                      <w:color w:val="5A6B85"/>
+                      <w:sz w:val="21"/>
+                      <w:szCs w:val="21"/>
+                    </w:rPr>
+                    <w:t xml:space="preserve"/>
+                  </w:r>
+                </w:p>
+              </w:tc>
+            </w:tr>
+          </w:tbl>
+          <w:p>
+            <w:pPr>
+              <w:keepNext/>
+              <w:spacing w:after="60" w:before="120"/>
+            </w:pPr>
+            <w:r>
+              <w:rPr>
+                <w:rFonts w:ascii="Arial" w:cs="Arial" w:eastAsia="Arial" w:hAnsi="Arial"/>
+                <w:b/>
+                <w:bCs/>
+                <w:sz w:val="21"/>
+                <w:szCs w:val="21"/>
+              </w:rPr>
+              <w:t xml:space="preserve">d)  Explain why a device keeps its MAC address but can be given a different IP address.  </w:t>
+            </w:r>
+            <w:r>
+              <w:rPr>
+                <w:rFonts w:ascii="Arial" w:cs="Arial" w:eastAsia="Arial" w:hAnsi="Arial"/>
+                <w:color w:val="5A6B85"/>
+                <w:sz w:val="21"/>
+                <w:szCs w:val="21"/>
+              </w:rPr>
+              <w:t xml:space="preserve">[3]</w:t>
+            </w:r>
+          </w:p>
+          <w:tbl>
+            <w:tblPr>
+              <w:tblW w:type="dxa" w:w="10026"/>
+              <w:tblBorders>
+                <w:top w:val="single" w:color="auto" w:sz="4"/>
+                <w:left w:val="single" w:color="auto" w:sz="4"/>
+                <w:bottom w:val="single" w:color="auto" w:sz="4"/>
+                <w:right w:val="single" w:color="auto" w:sz="4"/>
+                <w:insideH w:val="single" w:color="auto" w:sz="4"/>
+                <w:insideV w:val="single" w:color="auto" w:sz="4"/>
+              </w:tblBorders>
+            </w:tblPr>
+            <w:tblGrid>
+              <w:gridCol w:w="10026"/>
+            </w:tblGrid>
             <w:tr>
               <w:trPr>
                 <w:cantSplit/>
